--- a/Chapter1.docx
+++ b/Chapter1.docx
@@ -823,17 +823,7 @@
           <w:sz w:val="28"/>
           <w:szCs w:val="28"/>
         </w:rPr>
-        <w:t xml:space="preserve">) дамуы арқасында елеулі өзгерістерге ұшырады. Бүгінгі таңда бұл технологиялар виртуалды көмекшілерде, аударма жүйелерінде, автоматты қоңырауларда, медициналық қосымшаларда және басқа да көптеген салаларда қолданылады. Қазіргі </w:t>
-      </w:r>
-      <w:r>
-        <w:rPr>
-          <w:rFonts w:ascii="Times New Roman" w:hAnsi="Times New Roman"/>
-          <w:color w:val="000000" w:themeColor="text1"/>
-          <w:sz w:val="28"/>
-          <w:szCs w:val="28"/>
-        </w:rPr>
-        <w:lastRenderedPageBreak/>
-        <w:t>сөйлеуді тану жүйелерінің негізінде жатқан негізгі тәсілдер мен технологияларды қарастырайық.</w:t>
+        <w:t>) дамуы арқасында елеулі өзгерістерге ұшырады. Бүгінгі таңда бұл технологиялар виртуалды көмекшілерде, аударма жүйелерінде, автоматты қоңырауларда, медициналық қосымшаларда және басқа да көптеген салаларда қолданылады. Қазіргі сөйлеуді тану жүйелерінің негізінде жатқан негізгі тәсілдер мен технологияларды қарастырайық.</w:t>
       </w:r>
       <w:r>
         <w:t xml:space="preserve"> </w:t>
@@ -1725,7 +1715,6 @@
           <w:szCs w:val="28"/>
           <w:lang w:val="kk-KZ"/>
         </w:rPr>
-        <w:lastRenderedPageBreak/>
         <w:t>Mozilla DeepSpeech: жоғары дәлдіктегі сөйлеуді тану жүйелерін құруға арналған ашық бастапқы жоба.</w:t>
       </w:r>
     </w:p>
@@ -2199,7 +2188,6 @@
           <w:sz w:val="28"/>
           <w:szCs w:val="28"/>
         </w:rPr>
-        <w:lastRenderedPageBreak/>
         <w:t>ж</w:t>
       </w:r>
       <w:r>
@@ -2717,7 +2705,6 @@
           <w:szCs w:val="28"/>
           <w:lang w:val="kk-KZ"/>
         </w:rPr>
-        <w:lastRenderedPageBreak/>
         <w:t>Сонымен қатар, қазақ тілі сияқты оқыту деректері шектеулі тілдер мамандандырылған үлгілерді әзірлеуді және трансферттік оқыту әдістерін қолдануды талап етеді. Болашақ зерттеулер нақты әлем жағдайында тиімді жұмыс істей алатын сенімдірек және бейімделгіш жүйелерді құруға бағытталған [13].</w:t>
       </w:r>
     </w:p>
@@ -2955,7 +2942,6 @@
           <w:szCs w:val="28"/>
           <w:lang w:val="kk-KZ"/>
         </w:rPr>
-        <w:lastRenderedPageBreak/>
         <w:t xml:space="preserve">Алдын ала дайындалған тіл үлгілері мен терең оқыту әдістері жоғары дәлдік пен бейімделуді қамтамасыз ететін заманауи автоматты түрде сөйлеуді тану жүйелерінде шешуші рөл атқарады. </w:t>
       </w:r>
     </w:p>
@@ -3119,7 +3105,7 @@
                 <w:color w:val="000000" w:themeColor="text1"/>
                 <w:sz w:val="24"/>
                 <w:szCs w:val="24"/>
-                <w:lang w:val="ru-KZ"/>
+                <w:lang/>
               </w:rPr>
             </w:pPr>
             <w:r>
@@ -3130,7 +3116,7 @@
                 <w:color w:val="000000" w:themeColor="text1"/>
                 <w:sz w:val="24"/>
                 <w:szCs w:val="24"/>
-                <w:lang w:val="ru-KZ"/>
+                <w:lang/>
               </w:rPr>
               <w:t>Артықшылықтар</w:t>
             </w:r>
@@ -3159,7 +3145,7 @@
                 <w:color w:val="000000" w:themeColor="text1"/>
                 <w:sz w:val="24"/>
                 <w:szCs w:val="24"/>
-                <w:lang w:val="ru-KZ"/>
+                <w:lang/>
               </w:rPr>
             </w:pPr>
             <w:r>
@@ -3170,7 +3156,7 @@
                 <w:color w:val="000000" w:themeColor="text1"/>
                 <w:sz w:val="24"/>
                 <w:szCs w:val="24"/>
-                <w:lang w:val="ru-KZ"/>
+                <w:lang/>
               </w:rPr>
               <w:t>Сипаттама</w:t>
             </w:r>
@@ -3201,7 +3187,7 @@
                 <w:color w:val="000000" w:themeColor="text1"/>
                 <w:sz w:val="24"/>
                 <w:szCs w:val="24"/>
-                <w:lang w:val="ru-KZ"/>
+                <w:lang/>
               </w:rPr>
             </w:pPr>
             <w:r>
@@ -3212,7 +3198,7 @@
                 <w:color w:val="000000" w:themeColor="text1"/>
                 <w:sz w:val="24"/>
                 <w:szCs w:val="24"/>
-                <w:lang w:val="ru-KZ"/>
+                <w:lang/>
               </w:rPr>
               <w:t>Үлкен көлемдегі деректер</w:t>
             </w:r>
@@ -3239,7 +3225,7 @@
                 <w:color w:val="000000" w:themeColor="text1"/>
                 <w:sz w:val="24"/>
                 <w:szCs w:val="24"/>
-                <w:lang w:val="ru-KZ"/>
+                <w:lang/>
               </w:rPr>
             </w:pPr>
             <w:r>
@@ -3248,7 +3234,7 @@
                 <w:color w:val="000000" w:themeColor="text1"/>
                 <w:sz w:val="24"/>
                 <w:szCs w:val="24"/>
-                <w:lang w:val="ru-KZ"/>
+                <w:lang/>
               </w:rPr>
               <w:t>Заманауи сөйлеуді тану модельдері алдын ала миллиондаған сөйлемдерден тұратын үлкен аудио және мәтіндік деректер жиынтығында оқытылады. Бұл модельдердің әртүрлі акценттерді, сөйлеу жылдамдығын және дыбыстық ерекшеліктерді жақсы тануына мүмкіндік береді.</w:t>
             </w:r>
@@ -3347,7 +3333,7 @@
                 <w:color w:val="000000" w:themeColor="text1"/>
                 <w:sz w:val="24"/>
                 <w:szCs w:val="24"/>
-                <w:lang w:val="ru-KZ"/>
+                <w:lang/>
               </w:rPr>
             </w:pPr>
             <w:r>
@@ -3358,7 +3344,7 @@
                 <w:color w:val="000000" w:themeColor="text1"/>
                 <w:sz w:val="24"/>
                 <w:szCs w:val="24"/>
-                <w:lang w:val="ru-KZ"/>
+                <w:lang/>
               </w:rPr>
               <w:t>Артықшылықтар</w:t>
             </w:r>
@@ -3387,7 +3373,7 @@
                 <w:color w:val="000000" w:themeColor="text1"/>
                 <w:sz w:val="24"/>
                 <w:szCs w:val="24"/>
-                <w:lang w:val="ru-KZ"/>
+                <w:lang/>
               </w:rPr>
             </w:pPr>
             <w:r>
@@ -3398,7 +3384,7 @@
                 <w:color w:val="000000" w:themeColor="text1"/>
                 <w:sz w:val="24"/>
                 <w:szCs w:val="24"/>
-                <w:lang w:val="ru-KZ"/>
+                <w:lang/>
               </w:rPr>
               <w:t>Сипаттама</w:t>
             </w:r>
@@ -3429,7 +3415,7 @@
                 <w:color w:val="000000" w:themeColor="text1"/>
                 <w:sz w:val="24"/>
                 <w:szCs w:val="24"/>
-                <w:lang w:val="ru-KZ"/>
+                <w:lang/>
               </w:rPr>
             </w:pPr>
             <w:r>
@@ -3440,7 +3426,7 @@
                 <w:color w:val="000000" w:themeColor="text1"/>
                 <w:sz w:val="24"/>
                 <w:szCs w:val="24"/>
-                <w:lang w:val="ru-KZ"/>
+                <w:lang/>
               </w:rPr>
               <w:t>Тілдің көптілді қолдауы</w:t>
             </w:r>
@@ -3467,7 +3453,7 @@
                 <w:color w:val="000000" w:themeColor="text1"/>
                 <w:sz w:val="24"/>
                 <w:szCs w:val="24"/>
-                <w:lang w:val="ru-KZ"/>
+                <w:lang/>
               </w:rPr>
             </w:pPr>
             <w:r>
@@ -3476,7 +3462,7 @@
                 <w:color w:val="000000" w:themeColor="text1"/>
                 <w:sz w:val="24"/>
                 <w:szCs w:val="24"/>
-                <w:lang w:val="ru-KZ"/>
+                <w:lang/>
               </w:rPr>
               <w:t>Бір модель бірнеше тілді тануға және олар арасында автоматты түрде ауысуға қабілетті. Бұл әсіресе көптілді ортада қолданылатын жүйелер үшін тиімді болып табылады.</w:t>
             </w:r>
@@ -3507,7 +3493,7 @@
                 <w:color w:val="000000" w:themeColor="text1"/>
                 <w:sz w:val="24"/>
                 <w:szCs w:val="24"/>
-                <w:lang w:val="ru-KZ"/>
+                <w:lang/>
               </w:rPr>
             </w:pPr>
             <w:r>
@@ -3518,7 +3504,7 @@
                 <w:color w:val="000000" w:themeColor="text1"/>
                 <w:sz w:val="24"/>
                 <w:szCs w:val="24"/>
-                <w:lang w:val="ru-KZ"/>
+                <w:lang/>
               </w:rPr>
               <w:t>Сапаны арттыру</w:t>
             </w:r>
@@ -3545,7 +3531,7 @@
                 <w:color w:val="000000" w:themeColor="text1"/>
                 <w:sz w:val="24"/>
                 <w:szCs w:val="24"/>
-                <w:lang w:val="ru-KZ"/>
+                <w:lang/>
               </w:rPr>
             </w:pPr>
             <w:r>
@@ -3554,7 +3540,7 @@
                 <w:color w:val="000000" w:themeColor="text1"/>
                 <w:sz w:val="24"/>
                 <w:szCs w:val="24"/>
-                <w:lang w:val="ru-KZ"/>
+                <w:lang/>
               </w:rPr>
               <w:t>Терең нейрондық желілер мен трансформер архитектураларын қолдану арқылы сөйлеуді тану дәлдігі едәуір артады. Модельдер сөйлемнің контекстін ескеріп, мәтінді мағыналық тұрғыдан дұрыс қалыптастыра алады.</w:t>
             </w:r>
@@ -3585,7 +3571,7 @@
                 <w:color w:val="000000" w:themeColor="text1"/>
                 <w:sz w:val="24"/>
                 <w:szCs w:val="24"/>
-                <w:lang w:val="ru-KZ"/>
+                <w:lang/>
               </w:rPr>
             </w:pPr>
             <w:r>
@@ -3596,7 +3582,7 @@
                 <w:color w:val="000000" w:themeColor="text1"/>
                 <w:sz w:val="24"/>
                 <w:szCs w:val="24"/>
-                <w:lang w:val="ru-KZ"/>
+                <w:lang/>
               </w:rPr>
               <w:t>Жылдам бейімделу</w:t>
             </w:r>
@@ -3623,7 +3609,7 @@
                 <w:color w:val="000000" w:themeColor="text1"/>
                 <w:sz w:val="24"/>
                 <w:szCs w:val="24"/>
-                <w:lang w:val="ru-KZ"/>
+                <w:lang/>
               </w:rPr>
             </w:pPr>
             <w:r>
@@ -3632,7 +3618,7 @@
                 <w:color w:val="000000" w:themeColor="text1"/>
                 <w:sz w:val="24"/>
                 <w:szCs w:val="24"/>
-                <w:lang w:val="ru-KZ"/>
+                <w:lang/>
               </w:rPr>
               <w:t>Жаңа деректер немесе тілдік үлгілер қосылған кезде модельдерді қайта оқыту немесе бейімдеу салыстырмалы түрде тез жүзеге асырылады. Бұл жаңа тілдерге, диалектілерге немесе сөйлеу стильдеріне тез бейімделуге мүмкіндік береді.</w:t>
             </w:r>
@@ -3650,7 +3636,7 @@
           <w:color w:val="000000" w:themeColor="text1"/>
           <w:sz w:val="28"/>
           <w:szCs w:val="28"/>
-          <w:lang w:val="ru-KZ"/>
+          <w:lang/>
         </w:rPr>
       </w:pPr>
     </w:p>
@@ -3673,7 +3659,7 @@
           <w:color w:val="000000" w:themeColor="text1"/>
           <w:sz w:val="28"/>
           <w:szCs w:val="28"/>
-          <w:lang w:val="ru-KZ"/>
+          <w:lang/>
         </w:rPr>
         <w:t xml:space="preserve">Терең оқыту әдістері сөйлеу сигналдарының күрделі құрылымдарын анықтауға және тану сапасын жақсартуға мүмкіндік береді. </w:t>
       </w:r>
@@ -4019,7 +4005,7 @@
                 <w:color w:val="000000" w:themeColor="text1"/>
                 <w:sz w:val="24"/>
                 <w:szCs w:val="24"/>
-                <w:lang w:val="ru-KZ"/>
+                <w:lang/>
               </w:rPr>
             </w:pPr>
             <w:r>
@@ -4030,9 +4016,8 @@
                 <w:color w:val="000000" w:themeColor="text1"/>
                 <w:sz w:val="24"/>
                 <w:szCs w:val="24"/>
-                <w:lang w:val="ru-KZ"/>
+                <w:lang/>
               </w:rPr>
-              <w:lastRenderedPageBreak/>
               <w:t>Модель атауы</w:t>
             </w:r>
           </w:p>
@@ -4060,7 +4045,7 @@
                 <w:color w:val="000000" w:themeColor="text1"/>
                 <w:sz w:val="24"/>
                 <w:szCs w:val="24"/>
-                <w:lang w:val="ru-KZ"/>
+                <w:lang/>
               </w:rPr>
             </w:pPr>
             <w:r>
@@ -4071,7 +4056,7 @@
                 <w:color w:val="000000" w:themeColor="text1"/>
                 <w:sz w:val="24"/>
                 <w:szCs w:val="24"/>
-                <w:lang w:val="ru-KZ"/>
+                <w:lang/>
               </w:rPr>
               <w:t>Артықшылықтары</w:t>
             </w:r>
@@ -4100,7 +4085,7 @@
                 <w:color w:val="000000" w:themeColor="text1"/>
                 <w:sz w:val="24"/>
                 <w:szCs w:val="24"/>
-                <w:lang w:val="ru-KZ"/>
+                <w:lang/>
               </w:rPr>
             </w:pPr>
             <w:r>
@@ -4111,7 +4096,7 @@
                 <w:color w:val="000000" w:themeColor="text1"/>
                 <w:sz w:val="24"/>
                 <w:szCs w:val="24"/>
-                <w:lang w:val="ru-KZ"/>
+                <w:lang/>
               </w:rPr>
               <w:t>Қолдану салалары</w:t>
             </w:r>
@@ -4145,7 +4130,7 @@
                 <w:color w:val="000000" w:themeColor="text1"/>
                 <w:sz w:val="24"/>
                 <w:szCs w:val="24"/>
-                <w:lang w:val="ru-KZ"/>
+                <w:lang/>
               </w:rPr>
             </w:pPr>
             <w:r>
@@ -4156,7 +4141,7 @@
                 <w:color w:val="000000" w:themeColor="text1"/>
                 <w:sz w:val="24"/>
                 <w:szCs w:val="24"/>
-                <w:lang w:val="ru-KZ"/>
+                <w:lang/>
               </w:rPr>
               <w:t>Wav2Vec 2.0</w:t>
             </w:r>
@@ -4184,7 +4169,7 @@
                 <w:color w:val="000000" w:themeColor="text1"/>
                 <w:sz w:val="24"/>
                 <w:szCs w:val="24"/>
-                <w:lang w:val="ru-KZ"/>
+                <w:lang/>
               </w:rPr>
             </w:pPr>
             <w:r>
@@ -4194,7 +4179,7 @@
                 <w:color w:val="000000" w:themeColor="text1"/>
                 <w:sz w:val="24"/>
                 <w:szCs w:val="24"/>
-                <w:lang w:val="ru-KZ"/>
+                <w:lang/>
               </w:rPr>
               <w:t>Қысқа және ұзақ сөйлеу сигналдарын тиімді өңдей алады. Өзін-өзі оқыту (self-supervised learning) әдісін қолданады және көптілді қолдауға ие.</w:t>
             </w:r>
@@ -4222,7 +4207,7 @@
                 <w:color w:val="000000" w:themeColor="text1"/>
                 <w:sz w:val="24"/>
                 <w:szCs w:val="24"/>
-                <w:lang w:val="ru-KZ"/>
+                <w:lang/>
               </w:rPr>
             </w:pPr>
             <w:r>
@@ -4232,7 +4217,7 @@
                 <w:color w:val="000000" w:themeColor="text1"/>
                 <w:sz w:val="24"/>
                 <w:szCs w:val="24"/>
-                <w:lang w:val="ru-KZ"/>
+                <w:lang/>
               </w:rPr>
               <w:t>Дауыс ассистенттері, мультимедиа жүйелері, автоматты сөйлеуді тану жүйелері.</w:t>
             </w:r>
@@ -4267,7 +4252,7 @@
                 <w:color w:val="000000" w:themeColor="text1"/>
                 <w:sz w:val="24"/>
                 <w:szCs w:val="24"/>
-                <w:lang w:val="ru-KZ"/>
+                <w:lang/>
               </w:rPr>
             </w:pPr>
             <w:r>
@@ -4278,7 +4263,7 @@
                 <w:color w:val="000000" w:themeColor="text1"/>
                 <w:sz w:val="24"/>
                 <w:szCs w:val="24"/>
-                <w:lang w:val="ru-KZ"/>
+                <w:lang/>
               </w:rPr>
               <w:t>Whisper (OpenAI)</w:t>
             </w:r>
@@ -4307,7 +4292,7 @@
                 <w:color w:val="000000" w:themeColor="text1"/>
                 <w:sz w:val="24"/>
                 <w:szCs w:val="24"/>
-                <w:lang w:val="ru-KZ"/>
+                <w:lang/>
               </w:rPr>
             </w:pPr>
             <w:r>
@@ -4317,7 +4302,7 @@
                 <w:color w:val="000000" w:themeColor="text1"/>
                 <w:sz w:val="24"/>
                 <w:szCs w:val="24"/>
-                <w:lang w:val="ru-KZ"/>
+                <w:lang/>
               </w:rPr>
               <w:t>Көптеген тілдерді, соның ішінде қазақ тілін де тануға қабілетті. Шуылға төзімділігі жоғары және әртүрлі аудио жағдайларда жақсы жұмыс істейді.</w:t>
             </w:r>
@@ -4346,7 +4331,7 @@
                 <w:color w:val="000000" w:themeColor="text1"/>
                 <w:sz w:val="24"/>
                 <w:szCs w:val="24"/>
-                <w:lang w:val="ru-KZ"/>
+                <w:lang/>
               </w:rPr>
             </w:pPr>
             <w:r>
@@ -4356,7 +4341,7 @@
                 <w:color w:val="000000" w:themeColor="text1"/>
                 <w:sz w:val="24"/>
                 <w:szCs w:val="24"/>
-                <w:lang w:val="ru-KZ"/>
+                <w:lang/>
               </w:rPr>
               <w:t>Онлайн аударма жүйелері, аудио жазбаларды мәтінге айналдыру, видео және подкасттарға субтитр жасау.</w:t>
             </w:r>
@@ -4390,7 +4375,7 @@
                 <w:color w:val="000000" w:themeColor="text1"/>
                 <w:sz w:val="24"/>
                 <w:szCs w:val="24"/>
-                <w:lang w:val="ru-KZ"/>
+                <w:lang/>
               </w:rPr>
             </w:pPr>
             <w:r>
@@ -4401,7 +4386,7 @@
                 <w:color w:val="000000" w:themeColor="text1"/>
                 <w:sz w:val="24"/>
                 <w:szCs w:val="24"/>
-                <w:lang w:val="ru-KZ"/>
+                <w:lang/>
               </w:rPr>
               <w:t>DeepSpeech (Mozilla)</w:t>
             </w:r>
@@ -4429,7 +4414,7 @@
                 <w:color w:val="000000" w:themeColor="text1"/>
                 <w:sz w:val="24"/>
                 <w:szCs w:val="24"/>
-                <w:lang w:val="ru-KZ"/>
+                <w:lang/>
               </w:rPr>
             </w:pPr>
             <w:r>
@@ -4439,7 +4424,7 @@
                 <w:color w:val="000000" w:themeColor="text1"/>
                 <w:sz w:val="24"/>
                 <w:szCs w:val="24"/>
-                <w:lang w:val="ru-KZ"/>
+                <w:lang/>
               </w:rPr>
               <w:t>Ашық кодты нейрондық желіге негізделген жүйе. Бейімдеу және модификациялау оңай. Жергілікті серверде іске қосуға болады.</w:t>
             </w:r>
@@ -4467,7 +4452,7 @@
                 <w:color w:val="000000" w:themeColor="text1"/>
                 <w:sz w:val="24"/>
                 <w:szCs w:val="24"/>
-                <w:lang w:val="ru-KZ"/>
+                <w:lang/>
               </w:rPr>
             </w:pPr>
             <w:r>
@@ -4477,7 +4462,7 @@
                 <w:color w:val="000000" w:themeColor="text1"/>
                 <w:sz w:val="24"/>
                 <w:szCs w:val="24"/>
-                <w:lang w:val="ru-KZ"/>
+                <w:lang/>
               </w:rPr>
               <w:t>Білім беру жобалары, зерттеу жұмыстары, мобильді және офлайн сөйлеуді тану қосымшалары.</w:t>
             </w:r>
@@ -4496,7 +4481,7 @@
           <w:color w:val="000000" w:themeColor="text1"/>
           <w:sz w:val="28"/>
           <w:szCs w:val="28"/>
-          <w:lang w:val="ru-KZ"/>
+          <w:lang/>
         </w:rPr>
       </w:pPr>
     </w:p>
@@ -4511,16 +4496,16 @@
           <w:color w:val="000000" w:themeColor="text1"/>
           <w:sz w:val="28"/>
           <w:szCs w:val="28"/>
-          <w:lang w:val="ru-KZ"/>
-        </w:rPr>
-      </w:pPr>
-      <w:r>
-        <w:rPr>
-          <w:rFonts w:ascii="Times New Roman" w:hAnsi="Times New Roman"/>
-          <w:color w:val="000000" w:themeColor="text1"/>
-          <w:sz w:val="28"/>
-          <w:szCs w:val="28"/>
-          <w:lang w:val="ru-KZ"/>
+          <w:lang/>
+        </w:rPr>
+      </w:pPr>
+      <w:r>
+        <w:rPr>
+          <w:rFonts w:ascii="Times New Roman" w:hAnsi="Times New Roman"/>
+          <w:color w:val="000000" w:themeColor="text1"/>
+          <w:sz w:val="28"/>
+          <w:szCs w:val="28"/>
+          <w:lang/>
         </w:rPr>
         <w:t>Нәтижелер көрсеткіштері бойынша терең оқыту әдістері сөйлеуді танудың дәстүрлі әдістерімен салыстырғанда жоғары дәлдікке жетеді. 1</w:t>
       </w:r>
@@ -4540,7 +4525,7 @@
           <w:color w:val="000000" w:themeColor="text1"/>
           <w:sz w:val="28"/>
           <w:szCs w:val="28"/>
-          <w:lang w:val="ru-KZ"/>
+          <w:lang/>
         </w:rPr>
         <w:t>рафик түрінде әдістер мен олардың сапалық көрсеткіштері бейнеленген.</w:t>
       </w:r>
@@ -4558,7 +4543,7 @@
           <w:color w:val="000000" w:themeColor="text1"/>
           <w:sz w:val="28"/>
           <w:szCs w:val="28"/>
-          <w:lang w:val="ru-KZ"/>
+          <w:lang/>
         </w:rPr>
       </w:pPr>
     </w:p>
@@ -5291,7 +5276,6 @@
           <w:szCs w:val="28"/>
           <w:lang w:val="en-US"/>
         </w:rPr>
-        <w:lastRenderedPageBreak/>
         <w:t>t</w:t>
       </w:r>
       <w:r>
@@ -6270,7 +6254,6 @@
           <w:szCs w:val="28"/>
           <w:lang w:val="kk-KZ"/>
         </w:rPr>
-        <w:lastRenderedPageBreak/>
         <w:t>Белгіленген деректердің аз мөлшері:</w:t>
       </w:r>
       <w:r>
@@ -7075,17 +7058,7 @@
           <w:sz w:val="28"/>
           <w:szCs w:val="28"/>
         </w:rPr>
-        <w:t xml:space="preserve">Диалект пен екпін вариациялары Қазақ тіліндегі диалектілер мен екпіндердің алуан түрлілігі әртүрлі аймақтардағы сөйлеушілердің сөзін дәл </w:t>
-      </w:r>
-      <w:r>
-        <w:rPr>
-          <w:rFonts w:ascii="Times New Roman" w:hAnsi="Times New Roman"/>
-          <w:color w:val="000000" w:themeColor="text1"/>
-          <w:sz w:val="28"/>
-          <w:szCs w:val="28"/>
-        </w:rPr>
-        <w:lastRenderedPageBreak/>
-        <w:t>түсіндіруге қабілетті әмбебап тану жүйелерінің дамуына күрделілік қосады [21].</w:t>
+        <w:t>Диалект пен екпін вариациялары Қазақ тіліндегі диалектілер мен екпіндердің алуан түрлілігі әртүрлі аймақтардағы сөйлеушілердің сөзін дәл түсіндіруге қабілетті әмбебап тану жүйелерінің дамуына күрделілік қосады [21].</w:t>
       </w:r>
     </w:p>
     <w:p>
@@ -7483,7 +7456,6 @@
           <w:color w:val="000000" w:themeColor="text1"/>
           <w:lang w:val="kk-KZ"/>
         </w:rPr>
-        <w:lastRenderedPageBreak/>
         <w:t xml:space="preserve">2.1 </w:t>
       </w:r>
       <w:r>
@@ -8000,18 +7972,7 @@
           <w:szCs w:val="28"/>
           <w:lang w:val="kk-KZ"/>
         </w:rPr>
-        <w:t xml:space="preserve">Ашық бастапқы кітапханалар DeepSpeech: Mozilla әзірлеген DeepSpeech — терең оқыту үлгілеріне негізделген сөйлеуді тану жүйесі. Ол Baidu зерттеу жұмысынан шабыттанған архитектураны пайдаланады және TensorFlow </w:t>
-      </w:r>
-      <w:r>
-        <w:rPr>
-          <w:rFonts w:ascii="Times New Roman" w:hAnsi="Times New Roman"/>
-          <w:color w:val="000000" w:themeColor="text1"/>
-          <w:sz w:val="28"/>
-          <w:szCs w:val="28"/>
-          <w:lang w:val="kk-KZ"/>
-        </w:rPr>
-        <w:lastRenderedPageBreak/>
-        <w:t>платформасында жүзеге асырылады. DeepSpeech жоғары тану дәлдігін қамтамасыз етеді және әртүрлі қолданбаларға біріктірілуі мүмкін [22].</w:t>
+        <w:t>Ашық бастапқы кітапханалар DeepSpeech: Mozilla әзірлеген DeepSpeech — терең оқыту үлгілеріне негізделген сөйлеуді тану жүйесі. Ол Baidu зерттеу жұмысынан шабыттанған архитектураны пайдаланады және TensorFlow платформасында жүзеге асырылады. DeepSpeech жоғары тану дәлдігін қамтамасыз етеді және әртүрлі қолданбаларға біріктірілуі мүмкін [22].</w:t>
       </w:r>
       <w:r>
         <w:rPr>
@@ -8337,7 +8298,6 @@
           <w:szCs w:val="28"/>
           <w:lang w:val="kk-KZ"/>
         </w:rPr>
-        <w:lastRenderedPageBreak/>
         <w:t>7. Yandex SpeechKit: Яндекс әзірлеген SpeechKit машиналық оқытуға негізделген сөйлеуді тану және синтездеу технологияларын ұсынады. Бұл қызмет дауыстық интерфейстерді жасауға, байланыс орталықтарын және сөйлеуді өңдеуді қажет ететін басқа қолданбаларды автоматтандыруға мүмкіндік беретін сөзді лезде тануды қамтамасыз етеді [26].</w:t>
       </w:r>
     </w:p>
@@ -8973,18 +8933,7 @@
           <w:szCs w:val="28"/>
           <w:lang w:val="kk-KZ"/>
         </w:rPr>
-        <w:t xml:space="preserve">шық үлгілер (Whisper, Wav2Vec сияқты) нейрондық желілерді икемді түрде теңшеуге және әрі қарай оқытуға мүмкіндік береді. Бұл, әсіресе, ресурсы шектеулі тілдер — соның ішінде қазақ тілі — үшін аса маңызды. Мұндай жүйелер белгілі бір тілге бейімделу үшін аз көлемдегі мәліметтермен де жұмыс істей алады. Атап айтқанда, OpenAI компаниясының Whisper моделі — көптілді трансформерлік архитектураға негізделген және алдын ала </w:t>
-      </w:r>
-      <w:r>
-        <w:rPr>
-          <w:rFonts w:ascii="Times New Roman" w:hAnsi="Times New Roman"/>
-          <w:color w:val="000000" w:themeColor="text1"/>
-          <w:sz w:val="28"/>
-          <w:szCs w:val="28"/>
-          <w:lang w:val="kk-KZ"/>
-        </w:rPr>
-        <w:lastRenderedPageBreak/>
-        <w:t xml:space="preserve">оқытылған нұсқасы қазақ тілінде де тиімді нәтиже көрсетуде. Ол көп көлемді арнайы таңбаланған деректерді қажет етпей, сөйлеуді сенімді түрде тануға мүмкіндік береді. </w:t>
+        <w:t xml:space="preserve">шық үлгілер (Whisper, Wav2Vec сияқты) нейрондық желілерді икемді түрде теңшеуге және әрі қарай оқытуға мүмкіндік береді. Бұл, әсіресе, ресурсы шектеулі тілдер — соның ішінде қазақ тілі — үшін аса маңызды. Мұндай жүйелер белгілі бір тілге бейімделу үшін аз көлемдегі мәліметтермен де жұмыс істей алады. Атап айтқанда, OpenAI компаниясының Whisper моделі — көптілді трансформерлік архитектураға негізделген және алдын ала оқытылған нұсқасы қазақ тілінде де тиімді нәтиже көрсетуде. Ол көп көлемді арнайы таңбаланған деректерді қажет етпей, сөйлеуді сенімді түрде тануға мүмкіндік береді. </w:t>
       </w:r>
     </w:p>
     <w:p>
@@ -9409,7 +9358,6 @@
           <w:szCs w:val="28"/>
           <w:lang w:eastAsia="ru-RU"/>
         </w:rPr>
-        <w:lastRenderedPageBreak/>
         <w:t>2.</w:t>
       </w:r>
       <w:r>
@@ -9736,7 +9684,6 @@
           <w:szCs w:val="28"/>
           <w:lang w:val="kk-KZ"/>
         </w:rPr>
-        <w:lastRenderedPageBreak/>
         <w:t>Заманауи архитектура: RoBERTa архитектурасын пайдалану мәтіндегі тиімді мәтінмәнді өңдеуге және күрделі тәуелділіктерге мүмкіндік береді.</w:t>
       </w:r>
     </w:p>
@@ -10116,18 +10063,7 @@
           <w:szCs w:val="28"/>
           <w:lang w:val="kk-KZ"/>
         </w:rPr>
-        <w:t xml:space="preserve">PyTorch. PyTorch - бұл Facebook AI Research әзірлеген ашық бастапқы компьютерлік оқыту кітапханасы. Ол нейрондық желілерді құруда икемділікті, динамикалық есептеу графиктерін қолдауды және белсенді әзірлеушілер қауымдастығын қамтамасыз етеді. PyTorch - әсіресе </w:t>
-      </w:r>
-      <w:r>
-        <w:rPr>
-          <w:rFonts w:ascii="Times New Roman" w:hAnsi="Times New Roman"/>
-          <w:color w:val="000000" w:themeColor="text1"/>
-          <w:sz w:val="28"/>
-          <w:szCs w:val="28"/>
-          <w:lang w:val="kk-KZ"/>
-        </w:rPr>
-        <w:lastRenderedPageBreak/>
-        <w:t>академиялық және ғылыми жобаларда терең оқыту үлгілерін оқыту және қайта даярлау үшін ең танымал платформалардың бірі.</w:t>
+        <w:t>PyTorch. PyTorch - бұл Facebook AI Research әзірлеген ашық бастапқы компьютерлік оқыту кітапханасы. Ол нейрондық желілерді құруда икемділікті, динамикалық есептеу графиктерін қолдауды және белсенді әзірлеушілер қауымдастығын қамтамасыз етеді. PyTorch - әсіресе академиялық және ғылыми жобаларда терең оқыту үлгілерін оқыту және қайта даярлау үшін ең танымал платформалардың бірі.</w:t>
       </w:r>
     </w:p>
     <w:p>
@@ -10844,7 +10780,6 @@
           <w:sz w:val="28"/>
           <w:szCs w:val="28"/>
         </w:rPr>
-        <w:lastRenderedPageBreak/>
         <w:t>модельдерді дәлдігі, жылдамдығы және өлшемі бойынша салыстыру;</w:t>
       </w:r>
     </w:p>
@@ -11480,7 +11415,6 @@
           <w:szCs w:val="28"/>
           <w:lang w:val="kk-KZ"/>
         </w:rPr>
-        <w:lastRenderedPageBreak/>
         <w:t xml:space="preserve">Дегенмен, осы тезистің контекстінде TensorFlow негізгі платформа емес, өйткені таңдалған Whisper үлгісі PyTorch жүйесінде жұмыс істейді. Дегенмен, теңшелетін үлгі архитектурасына немесе кросс-платформалық әзірлеуге көшетін болсаңыз, TensorFlow балама ретінде қарастырған жөн. </w:t>
       </w:r>
     </w:p>
@@ -11814,7 +11748,6 @@
           <w:szCs w:val="28"/>
           <w:lang w:val="kk-KZ"/>
         </w:rPr>
-        <w:lastRenderedPageBreak/>
         <w:t>Hugging Face — табиғи тілді өңдеуге (NLP) бағытталған ашық платформа. Ол трансформерге негізделген алдын ала оқытылған модельдерге (GPT, BERT, Whisper және т.б.) қол жеткізуге мүмкіндік береді. Сонымен қатар, Hugging Face платформасы PyTorch және TensorFlow жүйелерімен үйлесімді жұмыс істейді.</w:t>
       </w:r>
     </w:p>
@@ -11838,6 +11771,26 @@
           <w:lang w:val="kk-KZ"/>
         </w:rPr>
       </w:pPr>
+    </w:p>
+    <w:p>
+      <w:pPr>
+        <w:rPr>
+          <w:lang w:val="kk-KZ"/>
+        </w:rPr>
+      </w:pPr>
+    </w:p>
+    <w:p>
+      <w:pPr>
+        <w:rPr>
+          <w:lang w:val="en-US"/>
+        </w:rPr>
+      </w:pPr>
+      <w:r>
+        <w:rPr>
+          <w:lang w:val="en-US"/>
+        </w:rPr>
+        <w:t>123</w:t>
+      </w:r>
     </w:p>
     <w:sectPr>
       <w:pgSz w:w="11906" w:h="16838"/>
@@ -13249,7 +13202,7 @@
         <w:kern w:val="2"/>
         <w:sz w:val="22"/>
         <w:szCs w:val="22"/>
-        <w:lang w:val="ru-KZ" w:eastAsia="en-US" w:bidi="ar-SA"/>
+        <w:lang w:eastAsia="en-US" w:bidi="ar-SA"/>
         <w14:ligatures w14:val="standardContextual"/>
       </w:rPr>
     </w:rPrDefault>

--- a/Chapter1.docx
+++ b/Chapter1.docx
@@ -3105,7 +3105,6 @@
                 <w:color w:val="000000" w:themeColor="text1"/>
                 <w:sz w:val="24"/>
                 <w:szCs w:val="24"/>
-                <w:lang/>
               </w:rPr>
             </w:pPr>
             <w:r>
@@ -3116,7 +3115,6 @@
                 <w:color w:val="000000" w:themeColor="text1"/>
                 <w:sz w:val="24"/>
                 <w:szCs w:val="24"/>
-                <w:lang/>
               </w:rPr>
               <w:t>Артықшылықтар</w:t>
             </w:r>
@@ -3145,7 +3143,6 @@
                 <w:color w:val="000000" w:themeColor="text1"/>
                 <w:sz w:val="24"/>
                 <w:szCs w:val="24"/>
-                <w:lang/>
               </w:rPr>
             </w:pPr>
             <w:r>
@@ -3156,7 +3153,6 @@
                 <w:color w:val="000000" w:themeColor="text1"/>
                 <w:sz w:val="24"/>
                 <w:szCs w:val="24"/>
-                <w:lang/>
               </w:rPr>
               <w:t>Сипаттама</w:t>
             </w:r>
@@ -3187,7 +3183,6 @@
                 <w:color w:val="000000" w:themeColor="text1"/>
                 <w:sz w:val="24"/>
                 <w:szCs w:val="24"/>
-                <w:lang/>
               </w:rPr>
             </w:pPr>
             <w:r>
@@ -3198,7 +3193,6 @@
                 <w:color w:val="000000" w:themeColor="text1"/>
                 <w:sz w:val="24"/>
                 <w:szCs w:val="24"/>
-                <w:lang/>
               </w:rPr>
               <w:t>Үлкен көлемдегі деректер</w:t>
             </w:r>
@@ -3225,7 +3219,6 @@
                 <w:color w:val="000000" w:themeColor="text1"/>
                 <w:sz w:val="24"/>
                 <w:szCs w:val="24"/>
-                <w:lang/>
               </w:rPr>
             </w:pPr>
             <w:r>
@@ -3234,7 +3227,6 @@
                 <w:color w:val="000000" w:themeColor="text1"/>
                 <w:sz w:val="24"/>
                 <w:szCs w:val="24"/>
-                <w:lang/>
               </w:rPr>
               <w:t>Заманауи сөйлеуді тану модельдері алдын ала миллиондаған сөйлемдерден тұратын үлкен аудио және мәтіндік деректер жиынтығында оқытылады. Бұл модельдердің әртүрлі акценттерді, сөйлеу жылдамдығын және дыбыстық ерекшеліктерді жақсы тануына мүмкіндік береді.</w:t>
             </w:r>
@@ -3333,7 +3325,6 @@
                 <w:color w:val="000000" w:themeColor="text1"/>
                 <w:sz w:val="24"/>
                 <w:szCs w:val="24"/>
-                <w:lang/>
               </w:rPr>
             </w:pPr>
             <w:r>
@@ -3344,7 +3335,6 @@
                 <w:color w:val="000000" w:themeColor="text1"/>
                 <w:sz w:val="24"/>
                 <w:szCs w:val="24"/>
-                <w:lang/>
               </w:rPr>
               <w:t>Артықшылықтар</w:t>
             </w:r>
@@ -3373,7 +3363,6 @@
                 <w:color w:val="000000" w:themeColor="text1"/>
                 <w:sz w:val="24"/>
                 <w:szCs w:val="24"/>
-                <w:lang/>
               </w:rPr>
             </w:pPr>
             <w:r>
@@ -3384,7 +3373,6 @@
                 <w:color w:val="000000" w:themeColor="text1"/>
                 <w:sz w:val="24"/>
                 <w:szCs w:val="24"/>
-                <w:lang/>
               </w:rPr>
               <w:t>Сипаттама</w:t>
             </w:r>
@@ -3415,7 +3403,6 @@
                 <w:color w:val="000000" w:themeColor="text1"/>
                 <w:sz w:val="24"/>
                 <w:szCs w:val="24"/>
-                <w:lang/>
               </w:rPr>
             </w:pPr>
             <w:r>
@@ -3426,7 +3413,6 @@
                 <w:color w:val="000000" w:themeColor="text1"/>
                 <w:sz w:val="24"/>
                 <w:szCs w:val="24"/>
-                <w:lang/>
               </w:rPr>
               <w:t>Тілдің көптілді қолдауы</w:t>
             </w:r>
@@ -3453,7 +3439,6 @@
                 <w:color w:val="000000" w:themeColor="text1"/>
                 <w:sz w:val="24"/>
                 <w:szCs w:val="24"/>
-                <w:lang/>
               </w:rPr>
             </w:pPr>
             <w:r>
@@ -3462,7 +3447,6 @@
                 <w:color w:val="000000" w:themeColor="text1"/>
                 <w:sz w:val="24"/>
                 <w:szCs w:val="24"/>
-                <w:lang/>
               </w:rPr>
               <w:t>Бір модель бірнеше тілді тануға және олар арасында автоматты түрде ауысуға қабілетті. Бұл әсіресе көптілді ортада қолданылатын жүйелер үшін тиімді болып табылады.</w:t>
             </w:r>
@@ -3493,7 +3477,6 @@
                 <w:color w:val="000000" w:themeColor="text1"/>
                 <w:sz w:val="24"/>
                 <w:szCs w:val="24"/>
-                <w:lang/>
               </w:rPr>
             </w:pPr>
             <w:r>
@@ -3504,7 +3487,6 @@
                 <w:color w:val="000000" w:themeColor="text1"/>
                 <w:sz w:val="24"/>
                 <w:szCs w:val="24"/>
-                <w:lang/>
               </w:rPr>
               <w:t>Сапаны арттыру</w:t>
             </w:r>
@@ -3531,7 +3513,6 @@
                 <w:color w:val="000000" w:themeColor="text1"/>
                 <w:sz w:val="24"/>
                 <w:szCs w:val="24"/>
-                <w:lang/>
               </w:rPr>
             </w:pPr>
             <w:r>
@@ -3540,7 +3521,6 @@
                 <w:color w:val="000000" w:themeColor="text1"/>
                 <w:sz w:val="24"/>
                 <w:szCs w:val="24"/>
-                <w:lang/>
               </w:rPr>
               <w:t>Терең нейрондық желілер мен трансформер архитектураларын қолдану арқылы сөйлеуді тану дәлдігі едәуір артады. Модельдер сөйлемнің контекстін ескеріп, мәтінді мағыналық тұрғыдан дұрыс қалыптастыра алады.</w:t>
             </w:r>
@@ -3571,7 +3551,6 @@
                 <w:color w:val="000000" w:themeColor="text1"/>
                 <w:sz w:val="24"/>
                 <w:szCs w:val="24"/>
-                <w:lang/>
               </w:rPr>
             </w:pPr>
             <w:r>
@@ -3582,7 +3561,6 @@
                 <w:color w:val="000000" w:themeColor="text1"/>
                 <w:sz w:val="24"/>
                 <w:szCs w:val="24"/>
-                <w:lang/>
               </w:rPr>
               <w:t>Жылдам бейімделу</w:t>
             </w:r>
@@ -3609,7 +3587,6 @@
                 <w:color w:val="000000" w:themeColor="text1"/>
                 <w:sz w:val="24"/>
                 <w:szCs w:val="24"/>
-                <w:lang/>
               </w:rPr>
             </w:pPr>
             <w:r>
@@ -3618,7 +3595,6 @@
                 <w:color w:val="000000" w:themeColor="text1"/>
                 <w:sz w:val="24"/>
                 <w:szCs w:val="24"/>
-                <w:lang/>
               </w:rPr>
               <w:t>Жаңа деректер немесе тілдік үлгілер қосылған кезде модельдерді қайта оқыту немесе бейімдеу салыстырмалы түрде тез жүзеге асырылады. Бұл жаңа тілдерге, диалектілерге немесе сөйлеу стильдеріне тез бейімделуге мүмкіндік береді.</w:t>
             </w:r>
@@ -3636,7 +3612,6 @@
           <w:color w:val="000000" w:themeColor="text1"/>
           <w:sz w:val="28"/>
           <w:szCs w:val="28"/>
-          <w:lang/>
         </w:rPr>
       </w:pPr>
     </w:p>
@@ -3659,7 +3634,6 @@
           <w:color w:val="000000" w:themeColor="text1"/>
           <w:sz w:val="28"/>
           <w:szCs w:val="28"/>
-          <w:lang/>
         </w:rPr>
         <w:t xml:space="preserve">Терең оқыту әдістері сөйлеу сигналдарының күрделі құрылымдарын анықтауға және тану сапасын жақсартуға мүмкіндік береді. </w:t>
       </w:r>
@@ -4005,7 +3979,6 @@
                 <w:color w:val="000000" w:themeColor="text1"/>
                 <w:sz w:val="24"/>
                 <w:szCs w:val="24"/>
-                <w:lang/>
               </w:rPr>
             </w:pPr>
             <w:r>
@@ -4016,7 +3989,6 @@
                 <w:color w:val="000000" w:themeColor="text1"/>
                 <w:sz w:val="24"/>
                 <w:szCs w:val="24"/>
-                <w:lang/>
               </w:rPr>
               <w:t>Модель атауы</w:t>
             </w:r>
@@ -4045,7 +4017,6 @@
                 <w:color w:val="000000" w:themeColor="text1"/>
                 <w:sz w:val="24"/>
                 <w:szCs w:val="24"/>
-                <w:lang/>
               </w:rPr>
             </w:pPr>
             <w:r>
@@ -4056,7 +4027,6 @@
                 <w:color w:val="000000" w:themeColor="text1"/>
                 <w:sz w:val="24"/>
                 <w:szCs w:val="24"/>
-                <w:lang/>
               </w:rPr>
               <w:t>Артықшылықтары</w:t>
             </w:r>
@@ -4085,7 +4055,6 @@
                 <w:color w:val="000000" w:themeColor="text1"/>
                 <w:sz w:val="24"/>
                 <w:szCs w:val="24"/>
-                <w:lang/>
               </w:rPr>
             </w:pPr>
             <w:r>
@@ -4096,7 +4065,6 @@
                 <w:color w:val="000000" w:themeColor="text1"/>
                 <w:sz w:val="24"/>
                 <w:szCs w:val="24"/>
-                <w:lang/>
               </w:rPr>
               <w:t>Қолдану салалары</w:t>
             </w:r>
@@ -4130,7 +4098,6 @@
                 <w:color w:val="000000" w:themeColor="text1"/>
                 <w:sz w:val="24"/>
                 <w:szCs w:val="24"/>
-                <w:lang/>
               </w:rPr>
             </w:pPr>
             <w:r>
@@ -4141,7 +4108,6 @@
                 <w:color w:val="000000" w:themeColor="text1"/>
                 <w:sz w:val="24"/>
                 <w:szCs w:val="24"/>
-                <w:lang/>
               </w:rPr>
               <w:t>Wav2Vec 2.0</w:t>
             </w:r>
@@ -4169,7 +4135,6 @@
                 <w:color w:val="000000" w:themeColor="text1"/>
                 <w:sz w:val="24"/>
                 <w:szCs w:val="24"/>
-                <w:lang/>
               </w:rPr>
             </w:pPr>
             <w:r>
@@ -4179,7 +4144,6 @@
                 <w:color w:val="000000" w:themeColor="text1"/>
                 <w:sz w:val="24"/>
                 <w:szCs w:val="24"/>
-                <w:lang/>
               </w:rPr>
               <w:t>Қысқа және ұзақ сөйлеу сигналдарын тиімді өңдей алады. Өзін-өзі оқыту (self-supervised learning) әдісін қолданады және көптілді қолдауға ие.</w:t>
             </w:r>
@@ -4207,7 +4171,6 @@
                 <w:color w:val="000000" w:themeColor="text1"/>
                 <w:sz w:val="24"/>
                 <w:szCs w:val="24"/>
-                <w:lang/>
               </w:rPr>
             </w:pPr>
             <w:r>
@@ -4217,7 +4180,6 @@
                 <w:color w:val="000000" w:themeColor="text1"/>
                 <w:sz w:val="24"/>
                 <w:szCs w:val="24"/>
-                <w:lang/>
               </w:rPr>
               <w:t>Дауыс ассистенттері, мультимедиа жүйелері, автоматты сөйлеуді тану жүйелері.</w:t>
             </w:r>
@@ -4252,7 +4214,6 @@
                 <w:color w:val="000000" w:themeColor="text1"/>
                 <w:sz w:val="24"/>
                 <w:szCs w:val="24"/>
-                <w:lang/>
               </w:rPr>
             </w:pPr>
             <w:r>
@@ -4263,7 +4224,6 @@
                 <w:color w:val="000000" w:themeColor="text1"/>
                 <w:sz w:val="24"/>
                 <w:szCs w:val="24"/>
-                <w:lang/>
               </w:rPr>
               <w:t>Whisper (OpenAI)</w:t>
             </w:r>
@@ -4292,7 +4252,6 @@
                 <w:color w:val="000000" w:themeColor="text1"/>
                 <w:sz w:val="24"/>
                 <w:szCs w:val="24"/>
-                <w:lang/>
               </w:rPr>
             </w:pPr>
             <w:r>
@@ -4302,7 +4261,6 @@
                 <w:color w:val="000000" w:themeColor="text1"/>
                 <w:sz w:val="24"/>
                 <w:szCs w:val="24"/>
-                <w:lang/>
               </w:rPr>
               <w:t>Көптеген тілдерді, соның ішінде қазақ тілін де тануға қабілетті. Шуылға төзімділігі жоғары және әртүрлі аудио жағдайларда жақсы жұмыс істейді.</w:t>
             </w:r>
@@ -4331,7 +4289,6 @@
                 <w:color w:val="000000" w:themeColor="text1"/>
                 <w:sz w:val="24"/>
                 <w:szCs w:val="24"/>
-                <w:lang/>
               </w:rPr>
             </w:pPr>
             <w:r>
@@ -4341,7 +4298,6 @@
                 <w:color w:val="000000" w:themeColor="text1"/>
                 <w:sz w:val="24"/>
                 <w:szCs w:val="24"/>
-                <w:lang/>
               </w:rPr>
               <w:t>Онлайн аударма жүйелері, аудио жазбаларды мәтінге айналдыру, видео және подкасттарға субтитр жасау.</w:t>
             </w:r>
@@ -4375,7 +4331,6 @@
                 <w:color w:val="000000" w:themeColor="text1"/>
                 <w:sz w:val="24"/>
                 <w:szCs w:val="24"/>
-                <w:lang/>
               </w:rPr>
             </w:pPr>
             <w:r>
@@ -4386,7 +4341,6 @@
                 <w:color w:val="000000" w:themeColor="text1"/>
                 <w:sz w:val="24"/>
                 <w:szCs w:val="24"/>
-                <w:lang/>
               </w:rPr>
               <w:t>DeepSpeech (Mozilla)</w:t>
             </w:r>
@@ -4414,7 +4368,6 @@
                 <w:color w:val="000000" w:themeColor="text1"/>
                 <w:sz w:val="24"/>
                 <w:szCs w:val="24"/>
-                <w:lang/>
               </w:rPr>
             </w:pPr>
             <w:r>
@@ -4424,7 +4377,6 @@
                 <w:color w:val="000000" w:themeColor="text1"/>
                 <w:sz w:val="24"/>
                 <w:szCs w:val="24"/>
-                <w:lang/>
               </w:rPr>
               <w:t>Ашық кодты нейрондық желіге негізделген жүйе. Бейімдеу және модификациялау оңай. Жергілікті серверде іске қосуға болады.</w:t>
             </w:r>
@@ -4452,7 +4404,6 @@
                 <w:color w:val="000000" w:themeColor="text1"/>
                 <w:sz w:val="24"/>
                 <w:szCs w:val="24"/>
-                <w:lang/>
               </w:rPr>
             </w:pPr>
             <w:r>
@@ -4462,7 +4413,6 @@
                 <w:color w:val="000000" w:themeColor="text1"/>
                 <w:sz w:val="24"/>
                 <w:szCs w:val="24"/>
-                <w:lang/>
               </w:rPr>
               <w:t>Білім беру жобалары, зерттеу жұмыстары, мобильді және офлайн сөйлеуді тану қосымшалары.</w:t>
             </w:r>
@@ -4481,7 +4431,6 @@
           <w:color w:val="000000" w:themeColor="text1"/>
           <w:sz w:val="28"/>
           <w:szCs w:val="28"/>
-          <w:lang/>
         </w:rPr>
       </w:pPr>
     </w:p>
@@ -4496,16 +4445,14 @@
           <w:color w:val="000000" w:themeColor="text1"/>
           <w:sz w:val="28"/>
           <w:szCs w:val="28"/>
-          <w:lang/>
-        </w:rPr>
-      </w:pPr>
-      <w:r>
-        <w:rPr>
-          <w:rFonts w:ascii="Times New Roman" w:hAnsi="Times New Roman"/>
-          <w:color w:val="000000" w:themeColor="text1"/>
-          <w:sz w:val="28"/>
-          <w:szCs w:val="28"/>
-          <w:lang/>
+        </w:rPr>
+      </w:pPr>
+      <w:r>
+        <w:rPr>
+          <w:rFonts w:ascii="Times New Roman" w:hAnsi="Times New Roman"/>
+          <w:color w:val="000000" w:themeColor="text1"/>
+          <w:sz w:val="28"/>
+          <w:szCs w:val="28"/>
         </w:rPr>
         <w:t>Нәтижелер көрсеткіштері бойынша терең оқыту әдістері сөйлеуді танудың дәстүрлі әдістерімен салыстырғанда жоғары дәлдікке жетеді. 1</w:t>
       </w:r>
@@ -4525,7 +4472,6 @@
           <w:color w:val="000000" w:themeColor="text1"/>
           <w:sz w:val="28"/>
           <w:szCs w:val="28"/>
-          <w:lang/>
         </w:rPr>
         <w:t>рафик түрінде әдістер мен олардың сапалық көрсеткіштері бейнеленген.</w:t>
       </w:r>
@@ -4543,7 +4489,6 @@
           <w:color w:val="000000" w:themeColor="text1"/>
           <w:sz w:val="28"/>
           <w:szCs w:val="28"/>
-          <w:lang/>
         </w:rPr>
       </w:pPr>
     </w:p>
@@ -11790,6 +11735,32 @@
           <w:lang w:val="en-US"/>
         </w:rPr>
         <w:t>123</w:t>
+      </w:r>
+    </w:p>
+    <w:p>
+      <w:pPr>
+        <w:rPr>
+          <w:lang w:val="en-US"/>
+        </w:rPr>
+      </w:pPr>
+      <w:r>
+        <w:rPr>
+          <w:lang w:val="en-US"/>
+        </w:rPr>
+        <w:t>12</w:t>
+      </w:r>
+    </w:p>
+    <w:p>
+      <w:pPr>
+        <w:rPr>
+          <w:lang w:val="en-US"/>
+        </w:rPr>
+      </w:pPr>
+      <w:r>
+        <w:rPr>
+          <w:lang w:val="en-US"/>
+        </w:rPr>
+        <w:t>vjj</w:t>
       </w:r>
     </w:p>
     <w:sectPr>
